--- a/docs/technical/deployment-runbook.docx
+++ b/docs/technical/deployment-runbook.docx
@@ -920,7 +920,7 @@
                 <w:sz w:val="21"/>
                 <w:szCs w:val="21"/>
               </w:rPr>
-              <w:t xml:space="preserve">Runtime service account</w:t>
+              <w:t xml:space="preserve">Runtime service account (holds no API roles)</w:t>
             </w:r>
           </w:p>
         </w:tc>
@@ -990,7 +990,26 @@
                 <w:sz w:val="21"/>
                 <w:szCs w:val="21"/>
               </w:rPr>
-              <w:t xml:space="preserve">Container image repository</w:t>
+              <w:t xml:space="preserve">Speech-to-Text identity (</w:t>
+            </w:r>
+            <w:r>
+              <w:rPr>
+                <w:rFonts w:ascii="Consolas" w:cs="Consolas" w:eastAsia="Consolas" w:hAnsi="Consolas"/>
+                <w:color w:val="0F172A"/>
+                <w:sz w:val="19"/>
+                <w:szCs w:val="19"/>
+                <w:shd w:fill="E2E8F0" w:val="clear"/>
+              </w:rPr>
+              <w:t xml:space="preserve">roles/speech.client</w:t>
+            </w:r>
+            <w:r>
+              <w:rPr>
+                <w:rFonts w:ascii="Calibri" w:cs="Calibri" w:eastAsia="Calibri" w:hAnsi="Calibri"/>
+                <w:color w:val="222222"/>
+                <w:sz w:val="21"/>
+                <w:szCs w:val="21"/>
+              </w:rPr>
+              <w:t xml:space="preserve"> only)</w:t>
             </w:r>
           </w:p>
         </w:tc>
@@ -1023,7 +1042,7 @@
                 <w:szCs w:val="19"/>
                 <w:shd w:fill="E2E8F0" w:val="clear"/>
               </w:rPr>
-              <w:t xml:space="preserve">europe-west2-docker.pkg.dev/case-ace-v2/case-ace</w:t>
+              <w:t xml:space="preserve">case-ace-stt-sa@case-ace-v2.iam.gserviceaccount.com</w:t>
             </w:r>
           </w:p>
         </w:tc>
@@ -1060,7 +1079,26 @@
                 <w:sz w:val="21"/>
                 <w:szCs w:val="21"/>
               </w:rPr>
-              <w:t xml:space="preserve">Cloud Build source staging bucket</w:t>
+              <w:t xml:space="preserve">Vertex AI identity (</w:t>
+            </w:r>
+            <w:r>
+              <w:rPr>
+                <w:rFonts w:ascii="Consolas" w:cs="Consolas" w:eastAsia="Consolas" w:hAnsi="Consolas"/>
+                <w:color w:val="0F172A"/>
+                <w:sz w:val="19"/>
+                <w:szCs w:val="19"/>
+                <w:shd w:fill="E2E8F0" w:val="clear"/>
+              </w:rPr>
+              <w:t xml:space="preserve">roles/aiplatform.user</w:t>
+            </w:r>
+            <w:r>
+              <w:rPr>
+                <w:rFonts w:ascii="Calibri" w:cs="Calibri" w:eastAsia="Calibri" w:hAnsi="Calibri"/>
+                <w:color w:val="222222"/>
+                <w:sz w:val="21"/>
+                <w:szCs w:val="21"/>
+              </w:rPr>
+              <w:t xml:space="preserve"> only)</w:t>
             </w:r>
           </w:p>
         </w:tc>
@@ -1093,16 +1131,7 @@
                 <w:szCs w:val="19"/>
                 <w:shd w:fill="E2E8F0" w:val="clear"/>
               </w:rPr>
-              <w:t xml:space="preserve">gs://case-ace-v2-build-staging</w:t>
-            </w:r>
-            <w:r>
-              <w:rPr>
-                <w:rFonts w:ascii="Calibri" w:cs="Calibri" w:eastAsia="Calibri" w:hAnsi="Calibri"/>
-                <w:color w:val="222222"/>
-                <w:sz w:val="21"/>
-                <w:szCs w:val="21"/>
-              </w:rPr>
-              <w:t xml:space="preserve"> (europe-west2)</w:t>
+              <w:t xml:space="preserve">case-ace-vertex-sa@case-ace-v2.iam.gserviceaccount.com</w:t>
             </w:r>
           </w:p>
         </w:tc>
@@ -1139,7 +1168,7 @@
                 <w:sz w:val="21"/>
                 <w:szCs w:val="21"/>
               </w:rPr>
-              <w:t xml:space="preserve">JWT signing secret (Secret Manager)</w:t>
+              <w:t xml:space="preserve">Drafting model</w:t>
             </w:r>
           </w:p>
         </w:tc>
@@ -1172,7 +1201,26 @@
                 <w:szCs w:val="19"/>
                 <w:shd w:fill="E2E8F0" w:val="clear"/>
               </w:rPr>
-              <w:t xml:space="preserve">case-ace-jwt-secret</w:t>
+              <w:t xml:space="preserve">gemini-3.5-flash</w:t>
+            </w:r>
+            <w:r>
+              <w:rPr>
+                <w:rFonts w:ascii="Calibri" w:cs="Calibri" w:eastAsia="Calibri" w:hAnsi="Calibri"/>
+                <w:color w:val="222222"/>
+                <w:sz w:val="21"/>
+                <w:szCs w:val="21"/>
+              </w:rPr>
+              <w:t xml:space="preserve"> on Vertex AI, </w:t>
+            </w:r>
+            <w:r>
+              <w:rPr>
+                <w:rFonts w:ascii="Consolas" w:cs="Consolas" w:eastAsia="Consolas" w:hAnsi="Consolas"/>
+                <w:color w:val="0F172A"/>
+                <w:sz w:val="19"/>
+                <w:szCs w:val="19"/>
+                <w:shd w:fill="E2E8F0" w:val="clear"/>
+              </w:rPr>
+              <w:t xml:space="preserve">europe-west2</w:t>
             </w:r>
           </w:p>
         </w:tc>
@@ -1209,8 +1257,31 @@
                 <w:sz w:val="21"/>
                 <w:szCs w:val="21"/>
               </w:rPr>
-              <w:t xml:space="preserve">DNS registrar and authority for </w:t>
-            </w:r>
+              <w:t xml:space="preserve">Container image repository</w:t>
+            </w:r>
+          </w:p>
+        </w:tc>
+        <w:tc>
+          <w:tcPr>
+            <w:tcBorders>
+              <w:top w:val="single" w:color="CBD5E1" w:sz="4"/>
+              <w:left w:val="single" w:color="CBD5E1" w:sz="4"/>
+              <w:bottom w:val="single" w:color="CBD5E1" w:sz="4"/>
+              <w:right w:val="single" w:color="CBD5E1" w:sz="4"/>
+            </w:tcBorders>
+            <w:shd w:fill="FFFFFF" w:val="clear"/>
+            <w:tcMar>
+              <w:top w:type="dxa" w:w="100"/>
+              <w:left w:type="dxa" w:w="140"/>
+              <w:bottom w:type="dxa" w:w="100"/>
+              <w:right w:type="dxa" w:w="140"/>
+            </w:tcMar>
+          </w:tcPr>
+          <w:p>
+            <w:pPr>
+              <w:spacing w:line="260"/>
+              <w:jc w:val="left"/>
+            </w:pPr>
             <w:r>
               <w:rPr>
                 <w:rFonts w:ascii="Consolas" w:cs="Consolas" w:eastAsia="Consolas" w:hAnsi="Consolas"/>
@@ -1219,10 +1290,15 @@
                 <w:szCs w:val="19"/>
                 <w:shd w:fill="E2E8F0" w:val="clear"/>
               </w:rPr>
-              <w:t xml:space="preserve">adviceintelligence.tech</w:t>
-            </w:r>
-          </w:p>
-        </w:tc>
+              <w:t xml:space="preserve">europe-west2-docker.pkg.dev/case-ace-v2/case-ace</w:t>
+            </w:r>
+          </w:p>
+        </w:tc>
+      </w:tr>
+      <w:tr>
+        <w:trPr>
+          <w:tblHeader w:val="false"/>
+        </w:trPr>
         <w:tc>
           <w:tcPr>
             <w:tcBorders>
@@ -1231,7 +1307,198 @@
               <w:bottom w:val="single" w:color="CBD5E1" w:sz="4"/>
               <w:right w:val="single" w:color="CBD5E1" w:sz="4"/>
             </w:tcBorders>
+            <w:shd w:fill="F8FAFC" w:val="clear"/>
+            <w:tcMar>
+              <w:top w:type="dxa" w:w="100"/>
+              <w:left w:type="dxa" w:w="140"/>
+              <w:bottom w:type="dxa" w:w="100"/>
+              <w:right w:type="dxa" w:w="140"/>
+            </w:tcMar>
+          </w:tcPr>
+          <w:p>
+            <w:pPr>
+              <w:spacing w:line="260"/>
+              <w:jc w:val="left"/>
+            </w:pPr>
+            <w:r>
+              <w:rPr>
+                <w:rFonts w:ascii="Calibri" w:cs="Calibri" w:eastAsia="Calibri" w:hAnsi="Calibri"/>
+                <w:color w:val="222222"/>
+                <w:sz w:val="21"/>
+                <w:szCs w:val="21"/>
+              </w:rPr>
+              <w:t xml:space="preserve">Cloud Build source staging bucket</w:t>
+            </w:r>
+          </w:p>
+        </w:tc>
+        <w:tc>
+          <w:tcPr>
+            <w:tcBorders>
+              <w:top w:val="single" w:color="CBD5E1" w:sz="4"/>
+              <w:left w:val="single" w:color="CBD5E1" w:sz="4"/>
+              <w:bottom w:val="single" w:color="CBD5E1" w:sz="4"/>
+              <w:right w:val="single" w:color="CBD5E1" w:sz="4"/>
+            </w:tcBorders>
+            <w:shd w:fill="F8FAFC" w:val="clear"/>
+            <w:tcMar>
+              <w:top w:type="dxa" w:w="100"/>
+              <w:left w:type="dxa" w:w="140"/>
+              <w:bottom w:type="dxa" w:w="100"/>
+              <w:right w:type="dxa" w:w="140"/>
+            </w:tcMar>
+          </w:tcPr>
+          <w:p>
+            <w:pPr>
+              <w:spacing w:line="260"/>
+              <w:jc w:val="left"/>
+            </w:pPr>
+            <w:r>
+              <w:rPr>
+                <w:rFonts w:ascii="Consolas" w:cs="Consolas" w:eastAsia="Consolas" w:hAnsi="Consolas"/>
+                <w:color w:val="0F172A"/>
+                <w:sz w:val="19"/>
+                <w:szCs w:val="19"/>
+                <w:shd w:fill="E2E8F0" w:val="clear"/>
+              </w:rPr>
+              <w:t xml:space="preserve">gs://case-ace-v2-build-staging</w:t>
+            </w:r>
+            <w:r>
+              <w:rPr>
+                <w:rFonts w:ascii="Calibri" w:cs="Calibri" w:eastAsia="Calibri" w:hAnsi="Calibri"/>
+                <w:color w:val="222222"/>
+                <w:sz w:val="21"/>
+                <w:szCs w:val="21"/>
+              </w:rPr>
+              <w:t xml:space="preserve"> (europe-west2)</w:t>
+            </w:r>
+          </w:p>
+        </w:tc>
+      </w:tr>
+      <w:tr>
+        <w:trPr>
+          <w:tblHeader w:val="false"/>
+        </w:trPr>
+        <w:tc>
+          <w:tcPr>
+            <w:tcBorders>
+              <w:top w:val="single" w:color="CBD5E1" w:sz="4"/>
+              <w:left w:val="single" w:color="CBD5E1" w:sz="4"/>
+              <w:bottom w:val="single" w:color="CBD5E1" w:sz="4"/>
+              <w:right w:val="single" w:color="CBD5E1" w:sz="4"/>
+            </w:tcBorders>
             <w:shd w:fill="FFFFFF" w:val="clear"/>
+            <w:tcMar>
+              <w:top w:type="dxa" w:w="100"/>
+              <w:left w:type="dxa" w:w="140"/>
+              <w:bottom w:type="dxa" w:w="100"/>
+              <w:right w:type="dxa" w:w="140"/>
+            </w:tcMar>
+          </w:tcPr>
+          <w:p>
+            <w:pPr>
+              <w:spacing w:line="260"/>
+              <w:jc w:val="left"/>
+            </w:pPr>
+            <w:r>
+              <w:rPr>
+                <w:rFonts w:ascii="Calibri" w:cs="Calibri" w:eastAsia="Calibri" w:hAnsi="Calibri"/>
+                <w:color w:val="222222"/>
+                <w:sz w:val="21"/>
+                <w:szCs w:val="21"/>
+              </w:rPr>
+              <w:t xml:space="preserve">JWT signing secret (Secret Manager)</w:t>
+            </w:r>
+          </w:p>
+        </w:tc>
+        <w:tc>
+          <w:tcPr>
+            <w:tcBorders>
+              <w:top w:val="single" w:color="CBD5E1" w:sz="4"/>
+              <w:left w:val="single" w:color="CBD5E1" w:sz="4"/>
+              <w:bottom w:val="single" w:color="CBD5E1" w:sz="4"/>
+              <w:right w:val="single" w:color="CBD5E1" w:sz="4"/>
+            </w:tcBorders>
+            <w:shd w:fill="FFFFFF" w:val="clear"/>
+            <w:tcMar>
+              <w:top w:type="dxa" w:w="100"/>
+              <w:left w:type="dxa" w:w="140"/>
+              <w:bottom w:type="dxa" w:w="100"/>
+              <w:right w:type="dxa" w:w="140"/>
+            </w:tcMar>
+          </w:tcPr>
+          <w:p>
+            <w:pPr>
+              <w:spacing w:line="260"/>
+              <w:jc w:val="left"/>
+            </w:pPr>
+            <w:r>
+              <w:rPr>
+                <w:rFonts w:ascii="Consolas" w:cs="Consolas" w:eastAsia="Consolas" w:hAnsi="Consolas"/>
+                <w:color w:val="0F172A"/>
+                <w:sz w:val="19"/>
+                <w:szCs w:val="19"/>
+                <w:shd w:fill="E2E8F0" w:val="clear"/>
+              </w:rPr>
+              <w:t xml:space="preserve">case-ace-jwt-secret</w:t>
+            </w:r>
+          </w:p>
+        </w:tc>
+      </w:tr>
+      <w:tr>
+        <w:trPr>
+          <w:tblHeader w:val="false"/>
+        </w:trPr>
+        <w:tc>
+          <w:tcPr>
+            <w:tcBorders>
+              <w:top w:val="single" w:color="CBD5E1" w:sz="4"/>
+              <w:left w:val="single" w:color="CBD5E1" w:sz="4"/>
+              <w:bottom w:val="single" w:color="CBD5E1" w:sz="4"/>
+              <w:right w:val="single" w:color="CBD5E1" w:sz="4"/>
+            </w:tcBorders>
+            <w:shd w:fill="F8FAFC" w:val="clear"/>
+            <w:tcMar>
+              <w:top w:type="dxa" w:w="100"/>
+              <w:left w:type="dxa" w:w="140"/>
+              <w:bottom w:type="dxa" w:w="100"/>
+              <w:right w:type="dxa" w:w="140"/>
+            </w:tcMar>
+          </w:tcPr>
+          <w:p>
+            <w:pPr>
+              <w:spacing w:line="260"/>
+              <w:jc w:val="left"/>
+            </w:pPr>
+            <w:r>
+              <w:rPr>
+                <w:rFonts w:ascii="Calibri" w:cs="Calibri" w:eastAsia="Calibri" w:hAnsi="Calibri"/>
+                <w:color w:val="222222"/>
+                <w:sz w:val="21"/>
+                <w:szCs w:val="21"/>
+              </w:rPr>
+              <w:t xml:space="preserve">DNS registrar and authority for </w:t>
+            </w:r>
+            <w:r>
+              <w:rPr>
+                <w:rFonts w:ascii="Consolas" w:cs="Consolas" w:eastAsia="Consolas" w:hAnsi="Consolas"/>
+                <w:color w:val="0F172A"/>
+                <w:sz w:val="19"/>
+                <w:szCs w:val="19"/>
+                <w:shd w:fill="E2E8F0" w:val="clear"/>
+              </w:rPr>
+              <w:t xml:space="preserve">adviceintelligence.tech</w:t>
+            </w:r>
+          </w:p>
+        </w:tc>
+        <w:tc>
+          <w:tcPr>
+            <w:tcBorders>
+              <w:top w:val="single" w:color="CBD5E1" w:sz="4"/>
+              <w:left w:val="single" w:color="CBD5E1" w:sz="4"/>
+              <w:bottom w:val="single" w:color="CBD5E1" w:sz="4"/>
+              <w:right w:val="single" w:color="CBD5E1" w:sz="4"/>
+            </w:tcBorders>
+            <w:shd w:fill="F8FAFC" w:val="clear"/>
             <w:tcMar>
               <w:top w:type="dxa" w:w="100"/>
               <w:left w:type="dxa" w:w="140"/>
